--- a/exercises/DA-3-weir-model-study/tutorial-sheet.docx
+++ b/exercises/DA-3-weir-model-study/tutorial-sheet.docx
@@ -131,7 +131,7 @@
           <w:b w:val="0"/>
           <w:i w:val="0"/>
         </w:rPr>
-        <w:t>The discharge per metre width q over the weir depends on the head H, the crest height P, the crest length L</w:t>
+        <w:t>The discharge per metre width q over the weir depends on the head Δh, the crest height P, the crest length L</w:t>
       </w:r>
       <w:r>
         <w:rPr>
@@ -158,7 +158,7 @@
           <w:b w:val="0"/>
           <w:i w:val="0"/>
         </w:rPr>
-        <w:t>(a) How many Π groups describe the problem? Using ρ, g and H as repeating variables, find them.</w:t>
+        <w:t>(a) How many Π groups describe the problem? Using ρ, g and Δh as repeating variables, find them.</w:t>
       </w:r>
     </w:p>
     <w:p>
@@ -185,7 +185,7 @@
           <w:b w:val="0"/>
           <w:i/>
         </w:rPr>
-        <w:t>H</w:t>
+        <w:t>Δh</w:t>
       </w:r>
       <w:r>
         <w:rPr>
@@ -200,7 +200,7 @@
           <w:b w:val="0"/>
           <w:i/>
         </w:rPr>
-        <w:t>), P/H, L</w:t>
+        <w:t>), P/Δh, L</w:t>
       </w:r>
       <w:r>
         <w:rPr>
@@ -215,7 +215,7 @@
           <w:b w:val="0"/>
           <w:i/>
         </w:rPr>
-        <w:t>/H, μ/(ρg</w:t>
+        <w:t>/Δh, μ/(ρg</w:t>
       </w:r>
       <w:r>
         <w:rPr>
@@ -230,7 +230,7 @@
           <w:b w:val="0"/>
           <w:i/>
         </w:rPr>
-        <w:t>H</w:t>
+        <w:t>Δh</w:t>
       </w:r>
       <w:r>
         <w:rPr>
@@ -245,7 +245,7 @@
           <w:b w:val="0"/>
           <w:i/>
         </w:rPr>
-        <w:t>) and σ/(ρgH</w:t>
+        <w:t>) and σ/(ρgΔh</w:t>
       </w:r>
       <w:r>
         <w:rPr>
@@ -287,7 +287,7 @@
           <w:b w:val="0"/>
           <w:i w:val="0"/>
         </w:rPr>
-        <w:t xml:space="preserve"> √g H</w:t>
+        <w:t xml:space="preserve"> √g Δh</w:t>
       </w:r>
       <w:r>
         <w:rPr>
@@ -317,7 +317,7 @@
           <w:b w:val="0"/>
           <w:i w:val="0"/>
         </w:rPr>
-        <w:t xml:space="preserve"> = φ(H/P, L</w:t>
+        <w:t xml:space="preserve"> = φ(Δh/P, L</w:t>
       </w:r>
       <w:r>
         <w:rPr>
@@ -332,52 +332,7 @@
           <w:b w:val="0"/>
           <w:i w:val="0"/>
         </w:rPr>
-        <w:t>/H, Re</w:t>
-      </w:r>
-      <w:r>
-        <w:rPr>
-          <w:b w:val="0"/>
-          <w:i w:val="0"/>
-          <w:vertAlign w:val="subscript"/>
-        </w:rPr>
-        <w:t>H</w:t>
-      </w:r>
-      <w:r>
-        <w:rPr>
-          <w:b w:val="0"/>
-          <w:i w:val="0"/>
-        </w:rPr>
-        <w:t>, We</w:t>
-      </w:r>
-      <w:r>
-        <w:rPr>
-          <w:b w:val="0"/>
-          <w:i w:val="0"/>
-          <w:vertAlign w:val="subscript"/>
-        </w:rPr>
-        <w:t>H</w:t>
-      </w:r>
-      <w:r>
-        <w:rPr>
-          <w:b w:val="0"/>
-          <w:i w:val="0"/>
-        </w:rPr>
-        <w:t>), where Re</w:t>
-      </w:r>
-      <w:r>
-        <w:rPr>
-          <w:b w:val="0"/>
-          <w:i w:val="0"/>
-          <w:vertAlign w:val="subscript"/>
-        </w:rPr>
-        <w:t>H</w:t>
-      </w:r>
-      <w:r>
-        <w:rPr>
-          <w:b w:val="0"/>
-          <w:i w:val="0"/>
-        </w:rPr>
-        <w:t xml:space="preserve"> = ρ√g H</w:t>
+        <w:t>/Δh, Re, We), where Re = ρ√g Δh</w:t>
       </w:r>
       <w:r>
         <w:rPr>
@@ -392,52 +347,7 @@
           <w:b w:val="0"/>
           <w:i w:val="0"/>
         </w:rPr>
-        <w:t>/μ and We</w:t>
-      </w:r>
-      <w:r>
-        <w:rPr>
-          <w:b w:val="0"/>
-          <w:i w:val="0"/>
-          <w:vertAlign w:val="subscript"/>
-        </w:rPr>
-        <w:t>H</w:t>
-      </w:r>
-      <w:r>
-        <w:rPr>
-          <w:b w:val="0"/>
-          <w:i w:val="0"/>
-        </w:rPr>
-        <w:t xml:space="preserve"> = ρgH²/σ. Which force ratio does each of Re</w:t>
-      </w:r>
-      <w:r>
-        <w:rPr>
-          <w:b w:val="0"/>
-          <w:i w:val="0"/>
-          <w:vertAlign w:val="subscript"/>
-        </w:rPr>
-        <w:t>H</w:t>
-      </w:r>
-      <w:r>
-        <w:rPr>
-          <w:b w:val="0"/>
-          <w:i w:val="0"/>
-        </w:rPr>
-        <w:t xml:space="preserve"> and We</w:t>
-      </w:r>
-      <w:r>
-        <w:rPr>
-          <w:b w:val="0"/>
-          <w:i w:val="0"/>
-          <w:vertAlign w:val="subscript"/>
-        </w:rPr>
-        <w:t>H</w:t>
-      </w:r>
-      <w:r>
-        <w:rPr>
-          <w:b w:val="0"/>
-          <w:i w:val="0"/>
-        </w:rPr>
-        <w:t xml:space="preserve"> compare?</w:t>
+        <w:t>/μ and We = ρgΔh²/σ. Which force ratio does each of Re and We compare?</w:t>
       </w:r>
     </w:p>
     <w:p>
@@ -449,37 +359,7 @@
           <w:b w:val="0"/>
           <w:i/>
         </w:rPr>
-        <w:t>[Answer: Invert the fourth and fifth groups (any power of a group is a group). With √(gH) as the velocity scale, Re</w:t>
-      </w:r>
-      <w:r>
-        <w:rPr>
-          <w:b w:val="0"/>
-          <w:i/>
-          <w:vertAlign w:val="subscript"/>
-        </w:rPr>
-        <w:t>H</w:t>
-      </w:r>
-      <w:r>
-        <w:rPr>
-          <w:b w:val="0"/>
-          <w:i/>
-        </w:rPr>
-        <w:t xml:space="preserve"> = ρ√(gH)H/μ is inertia/viscous and We</w:t>
-      </w:r>
-      <w:r>
-        <w:rPr>
-          <w:b w:val="0"/>
-          <w:i/>
-          <w:vertAlign w:val="subscript"/>
-        </w:rPr>
-        <w:t>H</w:t>
-      </w:r>
-      <w:r>
-        <w:rPr>
-          <w:b w:val="0"/>
-          <w:i/>
-        </w:rPr>
-        <w:t xml:space="preserve"> = ρ(gH)H/σ is inertia/surface tension.]</w:t>
+        <w:t>[Answer: Invert the fourth and fifth groups (any power of a group is a group). With √(gΔh) as the velocity scale, Re = ρ√(gΔh)Δh/μ is inertia/viscous and We = ρ(gΔh)Δh/σ is inertia/surface tension.]</w:t>
       </w:r>
     </w:p>
     <w:p>
@@ -504,37 +384,7 @@
           <w:b w:val="0"/>
           <w:i w:val="0"/>
         </w:rPr>
-        <w:t>(a) Which dimensionless group must be the same in model and prototype for gravity-dominated flow over a weir, and why can Re</w:t>
-      </w:r>
-      <w:r>
-        <w:rPr>
-          <w:b w:val="0"/>
-          <w:i w:val="0"/>
-          <w:vertAlign w:val="subscript"/>
-        </w:rPr>
-        <w:t>H</w:t>
-      </w:r>
-      <w:r>
-        <w:rPr>
-          <w:b w:val="0"/>
-          <w:i w:val="0"/>
-        </w:rPr>
-        <w:t xml:space="preserve"> and We</w:t>
-      </w:r>
-      <w:r>
-        <w:rPr>
-          <w:b w:val="0"/>
-          <w:i w:val="0"/>
-          <w:vertAlign w:val="subscript"/>
-        </w:rPr>
-        <w:t>H</w:t>
-      </w:r>
-      <w:r>
-        <w:rPr>
-          <w:b w:val="0"/>
-          <w:i w:val="0"/>
-        </w:rPr>
-        <w:t xml:space="preserve"> not be matched at the same time with water in both?</w:t>
+        <w:t>(a) Which dimensionless group must be the same in model and prototype for gravity-dominated flow over a weir, and why can Re and We not be matched at the same time with water in both?</w:t>
       </w:r>
     </w:p>
     <w:p>
@@ -561,7 +411,7 @@
           <w:b w:val="0"/>
           <w:i/>
         </w:rPr>
-        <w:t>H</w:t>
+        <w:t>Δh</w:t>
       </w:r>
       <w:r>
         <w:rPr>
@@ -591,7 +441,7 @@
           <w:b w:val="0"/>
           <w:i/>
         </w:rPr>
-        <w:t xml:space="preserve"> itself, with the geometric ratios H/P and L</w:t>
+        <w:t xml:space="preserve"> itself, with the geometric ratios Δh/P and L</w:t>
       </w:r>
       <w:r>
         <w:rPr>
@@ -606,7 +456,7 @@
           <w:b w:val="0"/>
           <w:i/>
         </w:rPr>
-        <w:t>/H: gravity drives the flow over the crest. With the same g, ρ, μ and σ, Froude scaling makes Re</w:t>
+        <w:t>/Δh: gravity drives the flow over the crest. With the same g, ρ, μ and σ, Froude scaling makes Re fall as L</w:t>
       </w:r>
       <w:r>
         <w:rPr>
@@ -614,14 +464,7 @@
           <w:i/>
           <w:vertAlign w:val="subscript"/>
         </w:rPr>
-        <w:t>H</w:t>
-      </w:r>
-      <w:r>
-        <w:rPr>
-          <w:b w:val="0"/>
-          <w:i/>
-        </w:rPr>
-        <w:t xml:space="preserve"> fall as λ</w:t>
+        <w:t>r</w:t>
       </w:r>
       <w:r>
         <w:rPr>
@@ -636,7 +479,7 @@
           <w:b w:val="0"/>
           <w:i/>
         </w:rPr>
-        <w:t xml:space="preserve"> and We</w:t>
+        <w:t xml:space="preserve"> and We as L</w:t>
       </w:r>
       <w:r>
         <w:rPr>
@@ -644,14 +487,14 @@
           <w:i/>
           <w:vertAlign w:val="subscript"/>
         </w:rPr>
-        <w:t>H</w:t>
+        <w:t>r</w:t>
       </w:r>
       <w:r>
         <w:rPr>
           <w:b w:val="0"/>
           <w:i/>
         </w:rPr>
-        <w:t xml:space="preserve"> as λ²; neither can be held.]</w:t>
+        <w:t>²; neither can be held.]</w:t>
       </w:r>
     </w:p>
     <w:p>
@@ -663,7 +506,45 @@
           <w:b w:val="0"/>
           <w:i w:val="0"/>
         </w:rPr>
-        <w:t>(b) For λ = ½ and λ = ¼ find the model crest height, crest length and the discharge per metre width that must be supplied. (In this vertical slice q is per metre, so it scales as λ</w:t>
+        <w:t>(b) For L</w:t>
+      </w:r>
+      <w:r>
+        <w:rPr>
+          <w:b w:val="0"/>
+          <w:i w:val="0"/>
+          <w:vertAlign w:val="subscript"/>
+        </w:rPr>
+        <w:t>r</w:t>
+      </w:r>
+      <w:r>
+        <w:rPr>
+          <w:b w:val="0"/>
+          <w:i w:val="0"/>
+        </w:rPr>
+        <w:t xml:space="preserve"> = ½ and L</w:t>
+      </w:r>
+      <w:r>
+        <w:rPr>
+          <w:b w:val="0"/>
+          <w:i w:val="0"/>
+          <w:vertAlign w:val="subscript"/>
+        </w:rPr>
+        <w:t>r</w:t>
+      </w:r>
+      <w:r>
+        <w:rPr>
+          <w:b w:val="0"/>
+          <w:i w:val="0"/>
+        </w:rPr>
+        <w:t xml:space="preserve"> = ¼ find the model crest height, crest length and the discharge per metre width that must be supplied. (In this vertical slice q is per metre, so it scales as L</w:t>
+      </w:r>
+      <w:r>
+        <w:rPr>
+          <w:b w:val="0"/>
+          <w:i w:val="0"/>
+          <w:vertAlign w:val="subscript"/>
+        </w:rPr>
+        <w:t>r</w:t>
       </w:r>
       <w:r>
         <w:rPr>
@@ -678,7 +559,15 @@
           <w:b w:val="0"/>
           <w:i w:val="0"/>
         </w:rPr>
-        <w:t>, not λ</w:t>
+        <w:t>, not L</w:t>
+      </w:r>
+      <w:r>
+        <w:rPr>
+          <w:b w:val="0"/>
+          <w:i w:val="0"/>
+          <w:vertAlign w:val="subscript"/>
+        </w:rPr>
+        <w:t>r</w:t>
       </w:r>
       <w:r>
         <w:rPr>
@@ -705,7 +594,22 @@
           <w:b w:val="0"/>
           <w:i/>
         </w:rPr>
-        <w:t>[Answer: λ = ½: P = 0.348 m, L</w:t>
+        <w:t>[Answer: L</w:t>
+      </w:r>
+      <w:r>
+        <w:rPr>
+          <w:b w:val="0"/>
+          <w:i/>
+          <w:vertAlign w:val="subscript"/>
+        </w:rPr>
+        <w:t>r</w:t>
+      </w:r>
+      <w:r>
+        <w:rPr>
+          <w:b w:val="0"/>
+          <w:i/>
+        </w:rPr>
+        <w:t xml:space="preserve"> = ½: P = 0.348 m, L</w:t>
       </w:r>
       <w:r>
         <w:rPr>
@@ -720,7 +624,22 @@
           <w:b w:val="0"/>
           <w:i/>
         </w:rPr>
-        <w:t xml:space="preserve"> = 0.870 m, q = 0.2758 m²/s; λ = ¼: P = 0.174 m, L</w:t>
+        <w:t xml:space="preserve"> = 0.870 m, q = 0.2758 m²/s; L</w:t>
+      </w:r>
+      <w:r>
+        <w:rPr>
+          <w:b w:val="0"/>
+          <w:i/>
+          <w:vertAlign w:val="subscript"/>
+        </w:rPr>
+        <w:t>r</w:t>
+      </w:r>
+      <w:r>
+        <w:rPr>
+          <w:b w:val="0"/>
+          <w:i/>
+        </w:rPr>
+        <w:t xml:space="preserve"> = ¼: P = 0.174 m, L</w:t>
       </w:r>
       <w:r>
         <w:rPr>
@@ -759,7 +678,52 @@
           <w:b w:val="0"/>
           <w:i/>
         </w:rPr>
-        <w:t>[Answer: Times scale as √λ: 39 s at λ = ½ and 28 s at λ = ¼ (the card's 40 and 28 s).]</w:t>
+        <w:t>[Answer: Times scale as √L</w:t>
+      </w:r>
+      <w:r>
+        <w:rPr>
+          <w:b w:val="0"/>
+          <w:i/>
+          <w:vertAlign w:val="subscript"/>
+        </w:rPr>
+        <w:t>r</w:t>
+      </w:r>
+      <w:r>
+        <w:rPr>
+          <w:b w:val="0"/>
+          <w:i/>
+        </w:rPr>
+        <w:t>: 39 s at L</w:t>
+      </w:r>
+      <w:r>
+        <w:rPr>
+          <w:b w:val="0"/>
+          <w:i/>
+          <w:vertAlign w:val="subscript"/>
+        </w:rPr>
+        <w:t>r</w:t>
+      </w:r>
+      <w:r>
+        <w:rPr>
+          <w:b w:val="0"/>
+          <w:i/>
+        </w:rPr>
+        <w:t xml:space="preserve"> = ½ and 28 s at L</w:t>
+      </w:r>
+      <w:r>
+        <w:rPr>
+          <w:b w:val="0"/>
+          <w:i/>
+          <w:vertAlign w:val="subscript"/>
+        </w:rPr>
+        <w:t>r</w:t>
+      </w:r>
+      <w:r>
+        <w:rPr>
+          <w:b w:val="0"/>
+          <w:i/>
+        </w:rPr>
+        <w:t xml:space="preserve"> = ¼ (the card's 40 and 28 s).]</w:t>
       </w:r>
     </w:p>
     <w:p>
@@ -799,7 +763,7 @@
           <w:b w:val="0"/>
           <w:i w:val="0"/>
         </w:rPr>
-        <w:t xml:space="preserve"> √g H</w:t>
+        <w:t xml:space="preserve"> √g Δh</w:t>
       </w:r>
       <w:r>
         <w:rPr>
@@ -856,7 +820,7 @@
           <w:b w:val="0"/>
           <w:i/>
         </w:rPr>
-        <w:t xml:space="preserve"> = 0.544; H = (q/(0.544√g))</w:t>
+        <w:t xml:space="preserve"> = 0.544; Δh = (q/(0.544√g))</w:t>
       </w:r>
       <w:r>
         <w:rPr>
@@ -883,7 +847,7 @@
           <w:b w:val="0"/>
           <w:i w:val="0"/>
         </w:rPr>
-        <w:t>(b) If the prototype head turns out to be H</w:t>
+        <w:t>(b) If the prototype head turns out to be Δh</w:t>
       </w:r>
       <w:r>
         <w:rPr>
@@ -925,7 +889,7 @@
           <w:b w:val="0"/>
           <w:i/>
         </w:rPr>
-        <w:t>[Answer: H</w:t>
+        <w:t>[Answer: Δh</w:t>
       </w:r>
       <w:r>
         <w:rPr>
@@ -940,7 +904,22 @@
           <w:b w:val="0"/>
           <w:i/>
         </w:rPr>
-        <w:t xml:space="preserve"> = λH</w:t>
+        <w:t xml:space="preserve"> = L</w:t>
+      </w:r>
+      <w:r>
+        <w:rPr>
+          <w:b w:val="0"/>
+          <w:i/>
+          <w:vertAlign w:val="subscript"/>
+        </w:rPr>
+        <w:t>r</w:t>
+      </w:r>
+      <w:r>
+        <w:rPr>
+          <w:b w:val="0"/>
+          <w:i/>
+        </w:rPr>
+        <w:t>Δh</w:t>
       </w:r>
       <w:r>
         <w:rPr>
@@ -985,37 +964,7 @@
           <w:b w:val="0"/>
           <w:i/>
         </w:rPr>
-        <w:t xml:space="preserve"> (Froude similarity with geometric similarity keeps every Π group except Re</w:t>
-      </w:r>
-      <w:r>
-        <w:rPr>
-          <w:b w:val="0"/>
-          <w:i/>
-          <w:vertAlign w:val="subscript"/>
-        </w:rPr>
-        <w:t>H</w:t>
-      </w:r>
-      <w:r>
-        <w:rPr>
-          <w:b w:val="0"/>
-          <w:i/>
-        </w:rPr>
-        <w:t xml:space="preserve"> and We</w:t>
-      </w:r>
-      <w:r>
-        <w:rPr>
-          <w:b w:val="0"/>
-          <w:i/>
-          <w:vertAlign w:val="subscript"/>
-        </w:rPr>
-        <w:t>H</w:t>
-      </w:r>
-      <w:r>
-        <w:rPr>
-          <w:b w:val="0"/>
-          <w:i/>
-        </w:rPr>
-        <w:t>).]</w:t>
+        <w:t xml:space="preserve"> (Froude similarity with geometric similarity keeps every Π group except Re and We).]</w:t>
       </w:r>
     </w:p>
     <w:p>
@@ -1040,7 +989,7 @@
           <w:b w:val="0"/>
           <w:i w:val="0"/>
         </w:rPr>
-        <w:t>For each rung (the box on the card: 0 = prototype, 1 = 1:2, 2 = 1:4) set Inflow q to your value from 2(b) (0.780 m²/s for the prototype) and the Reservoir level printed on the card, press R, wait for the settle, then read the steady approach-pool depth d on a gauge at the card's station. Compute H = d − P and C</w:t>
+        <w:t>For each rung (the box on the card: 0 = prototype, 1 = 1:2, 2 = 1:4) set Inflow q to your value from 2(b) (0.780 m²/s for the prototype) and the Reservoir level printed on the card, press R, wait for the settle, then read the steady approach-pool depth d on a gauge at the card's station. Compute Δh = d − P and C</w:t>
       </w:r>
       <w:r>
         <w:rPr>
@@ -1088,7 +1037,24 @@
                 <w:i w:val="0"/>
                 <w:sz w:val="19"/>
               </w:rPr>
-              <w:t>prototype λ = 1</w:t>
+              <w:t>prototype L</w:t>
+            </w:r>
+            <w:r>
+              <w:rPr>
+                <w:b/>
+                <w:i w:val="0"/>
+                <w:sz w:val="19"/>
+                <w:vertAlign w:val="subscript"/>
+              </w:rPr>
+              <w:t>r</w:t>
+            </w:r>
+            <w:r>
+              <w:rPr>
+                <w:b/>
+                <w:i w:val="0"/>
+                <w:sz w:val="19"/>
+              </w:rPr>
+              <w:t xml:space="preserve"> = 1</w:t>
             </w:r>
           </w:p>
         </w:tc>
@@ -1321,7 +1287,7 @@
                 <w:i w:val="0"/>
                 <w:sz w:val="19"/>
               </w:rPr>
-              <w:t>H = d − P (m)</w:t>
+              <w:t>Δh = d − P (m)</w:t>
             </w:r>
           </w:p>
         </w:tc>
@@ -1383,7 +1349,24 @@
                 <w:i w:val="0"/>
                 <w:sz w:val="19"/>
               </w:rPr>
-              <w:t>H predicted = λH</w:t>
+              <w:t>Δh predicted = L</w:t>
+            </w:r>
+            <w:r>
+              <w:rPr>
+                <w:b/>
+                <w:i w:val="0"/>
+                <w:sz w:val="19"/>
+                <w:vertAlign w:val="subscript"/>
+              </w:rPr>
+              <w:t>r</w:t>
+            </w:r>
+            <w:r>
+              <w:rPr>
+                <w:b/>
+                <w:i w:val="0"/>
+                <w:sz w:val="19"/>
+              </w:rPr>
+              <w:t>Δh</w:t>
             </w:r>
             <w:r>
               <w:rPr>
@@ -1536,7 +1519,7 @@
           <w:b w:val="0"/>
           <w:i/>
         </w:rPr>
-        <w:t>[Answer: The models reproduce the prototype to within 0.3% in H and 0.4% in C</w:t>
+        <w:t>[Answer: The models reproduce the prototype to within 0.3% in Δh and 0.4% in C</w:t>
       </w:r>
       <w:r>
         <w:rPr>
@@ -1591,37 +1574,7 @@
           <w:b w:val="0"/>
           <w:i w:val="0"/>
         </w:rPr>
-        <w:t>(a) Evaluate Re</w:t>
-      </w:r>
-      <w:r>
-        <w:rPr>
-          <w:b w:val="0"/>
-          <w:i w:val="0"/>
-          <w:vertAlign w:val="subscript"/>
-        </w:rPr>
-        <w:t>H</w:t>
-      </w:r>
-      <w:r>
-        <w:rPr>
-          <w:b w:val="0"/>
-          <w:i w:val="0"/>
-        </w:rPr>
-        <w:t xml:space="preserve"> and We</w:t>
-      </w:r>
-      <w:r>
-        <w:rPr>
-          <w:b w:val="0"/>
-          <w:i w:val="0"/>
-          <w:vertAlign w:val="subscript"/>
-        </w:rPr>
-        <w:t>H</w:t>
-      </w:r>
-      <w:r>
-        <w:rPr>
-          <w:b w:val="0"/>
-          <w:i w:val="0"/>
-        </w:rPr>
-        <w:t xml:space="preserve"> for the prototype and both models, with ν = 1.0×10⁻⁶ m²/s and σ = 0.073 N/m. Would a real 1:4 model of this weir, in water, suffer from viscous or surface-tension scale effects?</w:t>
+        <w:t>(a) Evaluate Re and We for the prototype and both models, with ν = 1.0×10⁻⁶ m²/s and σ = 0.073 N/m. Would a real 1:4 model of this weir, in water, suffer from viscous or surface-tension scale effects?</w:t>
       </w:r>
     </w:p>
     <w:p>
@@ -1633,7 +1586,7 @@
           <w:b w:val="0"/>
           <w:i/>
         </w:rPr>
-        <w:t>[Answer: λ = 1: Re</w:t>
+        <w:t>[Answer: L</w:t>
       </w:r>
       <w:r>
         <w:rPr>
@@ -1641,14 +1594,14 @@
           <w:i/>
           <w:vertAlign w:val="subscript"/>
         </w:rPr>
-        <w:t>H</w:t>
+        <w:t>r</w:t>
       </w:r>
       <w:r>
         <w:rPr>
           <w:b w:val="0"/>
           <w:i/>
         </w:rPr>
-        <w:t xml:space="preserve"> = 1.8 × 10</w:t>
+        <w:t xml:space="preserve"> = 1: Re = 1.8 × 10</w:t>
       </w:r>
       <w:r>
         <w:rPr>
@@ -1663,22 +1616,7 @@
           <w:b w:val="0"/>
           <w:i/>
         </w:rPr>
-        <w:t>, We</w:t>
-      </w:r>
-      <w:r>
-        <w:rPr>
-          <w:b w:val="0"/>
-          <w:i/>
-          <w:vertAlign w:val="subscript"/>
-        </w:rPr>
-        <w:t>H</w:t>
-      </w:r>
-      <w:r>
-        <w:rPr>
-          <w:b w:val="0"/>
-          <w:i/>
-        </w:rPr>
-        <w:t xml:space="preserve"> = 6.5 × 10</w:t>
+        <w:t>, We = 6.5 × 10</w:t>
       </w:r>
       <w:r>
         <w:rPr>
@@ -1693,7 +1631,7 @@
           <w:b w:val="0"/>
           <w:i/>
         </w:rPr>
-        <w:t>; λ = ½: Re</w:t>
+        <w:t>; L</w:t>
       </w:r>
       <w:r>
         <w:rPr>
@@ -1701,14 +1639,14 @@
           <w:i/>
           <w:vertAlign w:val="subscript"/>
         </w:rPr>
-        <w:t>H</w:t>
+        <w:t>r</w:t>
       </w:r>
       <w:r>
         <w:rPr>
           <w:b w:val="0"/>
           <w:i/>
         </w:rPr>
-        <w:t xml:space="preserve"> = 6.4 × 10</w:t>
+        <w:t xml:space="preserve"> = ½: Re = 6.4 × 10</w:t>
       </w:r>
       <w:r>
         <w:rPr>
@@ -1723,22 +1661,7 @@
           <w:b w:val="0"/>
           <w:i/>
         </w:rPr>
-        <w:t>, We</w:t>
-      </w:r>
-      <w:r>
-        <w:rPr>
-          <w:b w:val="0"/>
-          <w:i/>
-          <w:vertAlign w:val="subscript"/>
-        </w:rPr>
-        <w:t>H</w:t>
-      </w:r>
-      <w:r>
-        <w:rPr>
-          <w:b w:val="0"/>
-          <w:i/>
-        </w:rPr>
-        <w:t xml:space="preserve"> = 1.6 × 10</w:t>
+        <w:t>, We = 1.6 × 10</w:t>
       </w:r>
       <w:r>
         <w:rPr>
@@ -1753,7 +1676,7 @@
           <w:b w:val="0"/>
           <w:i/>
         </w:rPr>
-        <w:t>; λ = ¼: Re</w:t>
+        <w:t>; L</w:t>
       </w:r>
       <w:r>
         <w:rPr>
@@ -1761,14 +1684,14 @@
           <w:i/>
           <w:vertAlign w:val="subscript"/>
         </w:rPr>
-        <w:t>H</w:t>
+        <w:t>r</w:t>
       </w:r>
       <w:r>
         <w:rPr>
           <w:b w:val="0"/>
           <w:i/>
         </w:rPr>
-        <w:t xml:space="preserve"> = 2.3 × 10</w:t>
+        <w:t xml:space="preserve"> = ¼: Re = 2.3 × 10</w:t>
       </w:r>
       <w:r>
         <w:rPr>
@@ -1783,22 +1706,7 @@
           <w:b w:val="0"/>
           <w:i/>
         </w:rPr>
-        <w:t>, We</w:t>
-      </w:r>
-      <w:r>
-        <w:rPr>
-          <w:b w:val="0"/>
-          <w:i/>
-          <w:vertAlign w:val="subscript"/>
-        </w:rPr>
-        <w:t>H</w:t>
-      </w:r>
-      <w:r>
-        <w:rPr>
-          <w:b w:val="0"/>
-          <w:i/>
-        </w:rPr>
-        <w:t xml:space="preserve"> = 4.0 × 10</w:t>
+        <w:t>, We = 4.0 × 10</w:t>
       </w:r>
       <w:r>
         <w:rPr>
@@ -1837,7 +1745,22 @@
           <w:b w:val="0"/>
           <w:i/>
         </w:rPr>
-        <w:t>[Answer: λ = 0.030/0.694 = 0.043, about 1:23.]</w:t>
+        <w:t>[Answer: L</w:t>
+      </w:r>
+      <w:r>
+        <w:rPr>
+          <w:b w:val="0"/>
+          <w:i/>
+          <w:vertAlign w:val="subscript"/>
+        </w:rPr>
+        <w:t>r</w:t>
+      </w:r>
+      <w:r>
+        <w:rPr>
+          <w:b w:val="0"/>
+          <w:i/>
+        </w:rPr>
+        <w:t xml:space="preserve"> = 0.030/0.694 = 0.043, about 1:23.]</w:t>
       </w:r>
     </w:p>
     <w:p>
@@ -1862,7 +1785,7 @@
           <w:b w:val="0"/>
           <w:i w:val="0"/>
         </w:rPr>
-        <w:t>The app has no real viscosity or surface tension at these scales; its equivalent is the grid. Its cells are Δx = 21.7 mm at Medium and do not shrink with the model. How many cells span H on each rung? If H needs at least about 8 cells to be resolved, what is the smallest model this simulation can represent at Medium? What would you expect to happen to C</w:t>
+        <w:t>The app has no real viscosity or surface tension at these scales; its equivalent is the grid. Its cells are Δx = 21.7 mm at Medium and do not shrink with the model. How many cells span Δh on each rung? If Δh needs at least about 8 cells to be resolved, what is the smallest model this simulation can represent at Medium? What would you expect to happen to C</w:t>
       </w:r>
       <w:r>
         <w:rPr>
@@ -1877,7 +1800,22 @@
           <w:b w:val="0"/>
           <w:i w:val="0"/>
         </w:rPr>
-        <w:t xml:space="preserve"> at λ = ¼ on a coarser grid?</w:t>
+        <w:t xml:space="preserve"> at L</w:t>
+      </w:r>
+      <w:r>
+        <w:rPr>
+          <w:b w:val="0"/>
+          <w:i w:val="0"/>
+          <w:vertAlign w:val="subscript"/>
+        </w:rPr>
+        <w:t>r</w:t>
+      </w:r>
+      <w:r>
+        <w:rPr>
+          <w:b w:val="0"/>
+          <w:i w:val="0"/>
+        </w:rPr>
+        <w:t xml:space="preserve"> = ¼ on a coarser grid?</w:t>
       </w:r>
     </w:p>
     <w:p>
@@ -1889,7 +1827,7 @@
           <w:b w:val="0"/>
           <w:i/>
         </w:rPr>
-        <w:t>[Answer: H spans 32, 16 and 8 cells. λ</w:t>
+        <w:t>[Answer: Δh spans 32, 16 and 8 cells. L</w:t>
       </w:r>
       <w:r>
         <w:rPr>
@@ -1897,14 +1835,14 @@
           <w:i/>
           <w:vertAlign w:val="subscript"/>
         </w:rPr>
-        <w:t>min</w:t>
+        <w:t>r,min</w:t>
       </w:r>
       <w:r>
         <w:rPr>
           <w:b w:val="0"/>
           <w:i/>
         </w:rPr>
-        <w:t xml:space="preserve"> = 8Δx/H</w:t>
+        <w:t xml:space="preserve"> = 8Δx/Δh</w:t>
       </w:r>
       <w:r>
         <w:rPr>
